--- a/docs/stakeholder-deliverables/docx/Bainum-User-Manual.docx
+++ b/docs/stakeholder-deliverables/docx/Bainum-User-Manual.docx
@@ -12,7 +12,7 @@
     </w:p>
     <w:p>
       <w:r>
-        <w:t>**Document type:** User Manual **Version:** 1.1 **Date:** June 2026 **Product:** Bainum Project (Anita Zucker Center / Bainum Foundation)</w:t>
+        <w:t>Document type: User Manual Version: 1.1 Date: June 2026 Product: Bainum Project (Anita Zucker Center / Bainum Foundation)</w:t>
       </w:r>
     </w:p>
     <w:p>
@@ -104,7 +104,7 @@
     </w:p>
     <w:p>
       <w:r>
-        <w:t>**User roles:**</w:t>
+        <w:t>User roles:</w:t>
       </w:r>
     </w:p>
     <w:p>
@@ -112,7 +112,7 @@
         <w:pStyle w:val="ListBullet"/>
       </w:pPr>
       <w:r>
-        <w:t>**Administrator** — manages schools, teachers, children, and all classrooms.</w:t>
+        <w:t>Administrator — manages schools, teachers, children, and all classrooms.</w:t>
       </w:r>
     </w:p>
     <w:p>
@@ -120,7 +120,7 @@
         <w:pStyle w:val="ListBullet"/>
       </w:pPr>
       <w:r>
-        <w:t>**Teacher** — leads or assists classrooms, records activity, adds parents, and</w:t>
+        <w:t>Teacher — leads or assists classrooms, records activity, adds parents, and</w:t>
       </w:r>
     </w:p>
     <w:p>
@@ -133,7 +133,7 @@
         <w:pStyle w:val="ListBullet"/>
       </w:pPr>
       <w:r>
-        <w:t>**Parent** — views their own child's data, enrolled classrooms (read-only),</w:t>
+        <w:t>Parent — views their own child's data, enrolled classrooms (read-only),</w:t>
       </w:r>
     </w:p>
     <w:p>
@@ -180,7 +180,7 @@
         <w:pStyle w:val="ListNumber"/>
       </w:pPr>
       <w:r>
-        <w:t>Enter your **email** and **password**.</w:t>
+        <w:t>Enter your email and password.</w:t>
       </w:r>
     </w:p>
     <w:p>
@@ -188,7 +188,7 @@
         <w:pStyle w:val="ListNumber"/>
       </w:pPr>
       <w:r>
-        <w:t>Click **Sign in**.</w:t>
+        <w:t>Click Sign in.</w:t>
       </w:r>
     </w:p>
     <w:p>
@@ -204,7 +204,7 @@
         <w:pStyle w:val="ListNumber"/>
       </w:pPr>
       <w:r>
-        <w:t>On the login page, click **Forgot password**.</w:t>
+        <w:t>On the login page, click Forgot password.</w:t>
       </w:r>
     </w:p>
     <w:p>
@@ -252,7 +252,7 @@
         <w:pStyle w:val="ListNumber"/>
       </w:pPr>
       <w:r>
-        <w:t>Click **Logout** at the bottom of the sidebar.</w:t>
+        <w:t>Click Logout at the bottom of the sidebar.</w:t>
       </w:r>
     </w:p>
     <w:p>
@@ -270,7 +270,7 @@
     </w:p>
     <w:p>
       <w:r>
-        <w:t>Administrators see **Dashboard**, **Classrooms**, **Schools**, **Teachers**, and **Children** in the sidebar.</w:t>
+        <w:t>Administrators see Dashboard, Classrooms, Schools, Teachers, and Children in the sidebar.</w:t>
       </w:r>
     </w:p>
     <w:p>
@@ -283,7 +283,7 @@
     </w:p>
     <w:p>
       <w:r>
-        <w:t>The dashboard shows quick actions and classroom overview. Use **Create Classroom** to add a new classroom and assign a lead teacher.</w:t>
+        <w:t>The dashboard shows quick actions and classroom overview. Use Create Classroom to add a new classroom and assign a lead teacher.</w:t>
       </w:r>
     </w:p>
     <w:p>
@@ -299,7 +299,7 @@
         <w:pStyle w:val="ListNumber"/>
       </w:pPr>
       <w:r>
-        <w:t>Click **Schools** in the sidebar (legacy URL `/centers` redirects here).</w:t>
+        <w:t>Click Schools in the sidebar (legacy URL /centers redirects here).</w:t>
       </w:r>
     </w:p>
     <w:p>
@@ -307,7 +307,7 @@
         <w:pStyle w:val="ListNumber"/>
       </w:pPr>
       <w:r>
-        <w:t>View the list of registered schools or click **Add School** to create one.</w:t>
+        <w:t>View the list of registered schools or click Add School to create one.</w:t>
       </w:r>
     </w:p>
     <w:p>
@@ -315,7 +315,7 @@
         <w:pStyle w:val="ListNumber"/>
       </w:pPr>
       <w:r>
-        <w:t>To edit, open a school and use **Edit**; to remove, use **Delete** (teachers</w:t>
+        <w:t>To edit, open a school and use Edit; to remove, use Delete (teachers</w:t>
       </w:r>
     </w:p>
     <w:p>
@@ -325,7 +325,7 @@
     </w:p>
     <w:p>
       <w:r>
-        <w:t>Each **school** is an organizational site; teachers and children carry a school affiliation used for filtering and classroom enrollment rules.</w:t>
+        <w:t>Each school is an organizational site; teachers and children carry a school affiliation used for filtering and classroom enrollment rules.</w:t>
       </w:r>
     </w:p>
     <w:p>
@@ -341,7 +341,7 @@
         <w:pStyle w:val="ListNumber"/>
       </w:pPr>
       <w:r>
-        <w:t>Click **Teachers**.</w:t>
+        <w:t>Click Teachers.</w:t>
       </w:r>
     </w:p>
     <w:p>
@@ -349,7 +349,7 @@
         <w:pStyle w:val="ListNumber"/>
       </w:pPr>
       <w:r>
-        <w:t>Use **Filter by School** and search to find staff.</w:t>
+        <w:t>Use Filter by School and search to find staff.</w:t>
       </w:r>
     </w:p>
     <w:p>
@@ -357,7 +357,7 @@
         <w:pStyle w:val="ListNumber"/>
       </w:pPr>
       <w:r>
-        <w:t>Click **Add Teacher** to create an account or send a teacher invitation email.</w:t>
+        <w:t>Click Add Teacher to create an account or send a teacher invitation email.</w:t>
       </w:r>
     </w:p>
     <w:p>
@@ -381,7 +381,7 @@
         <w:pStyle w:val="ListNumber"/>
       </w:pPr>
       <w:r>
-        <w:t>Click **Children** in the sidebar.</w:t>
+        <w:t>Click Children in the sidebar.</w:t>
       </w:r>
     </w:p>
     <w:p>
@@ -389,7 +389,7 @@
         <w:pStyle w:val="ListNumber"/>
       </w:pPr>
       <w:r>
-        <w:t>Use **Filter by School** (dropdown built from teacher school assignments) to</w:t>
+        <w:t>Use Filter by School (dropdown built from teacher school assignments) to</w:t>
       </w:r>
     </w:p>
     <w:p>
@@ -402,7 +402,7 @@
         <w:pStyle w:val="ListNumber"/>
       </w:pPr>
       <w:r>
-        <w:t>Click **Add Child** to register a new child.</w:t>
+        <w:t>Click Add Child to register a new child.</w:t>
       </w:r>
     </w:p>
     <w:p>
@@ -439,7 +439,7 @@
         <w:pStyle w:val="ListNumber"/>
       </w:pPr>
       <w:r>
-        <w:t>Click **Classrooms** for the full admin list.</w:t>
+        <w:t>Click Classrooms for the full admin list.</w:t>
       </w:r>
     </w:p>
     <w:p>
@@ -447,12 +447,12 @@
         <w:pStyle w:val="ListNumber"/>
       </w:pPr>
       <w:r>
-        <w:t>Open a classroom to see the **classroom homepage**: name, school, lead and</w:t>
+        <w:t>Open a classroom to see the classroom homepage: name, school, lead and</w:t>
       </w:r>
     </w:p>
     <w:p>
       <w:r>
-        <w:t>assistant teachers, children (names link to each child's data page), parents, **notes**, transcripts, and cohort stats.</w:t>
+        <w:t>assistant teachers, children (names link to each child's data page), parents, notes, transcripts, and cohort stats.</w:t>
       </w:r>
     </w:p>
     <w:p>
@@ -460,12 +460,12 @@
         <w:pStyle w:val="ListNumber"/>
       </w:pPr>
       <w:r>
-        <w:t>**Add Parents** — opens a modal to select parents (with accepted</w:t>
+        <w:t>Add Parents — opens a modal to select parents (with accepted</w:t>
       </w:r>
     </w:p>
     <w:p>
       <w:r>
-        <w:t>invitations) and which of their children to enroll. Confirm with **Add**.</w:t>
+        <w:t>invitations) and which of their children to enroll. Confirm with Add.</w:t>
       </w:r>
     </w:p>
     <w:p>
@@ -473,7 +473,7 @@
         <w:pStyle w:val="ListNumber"/>
       </w:pPr>
       <w:r>
-        <w:t>**Remove** — next to each child, remove enrollment (admin or lead teacher).</w:t>
+        <w:t>Remove — next to each child, remove enrollment (admin or lead teacher).</w:t>
       </w:r>
     </w:p>
     <w:p>
@@ -481,12 +481,12 @@
         <w:pStyle w:val="ListNumber"/>
       </w:pPr>
       <w:r>
-        <w:t>**Delete classroom** — at the bottom of the classroom page, expand **Advanced</w:t>
+        <w:t>Delete classroom — at the bottom of the classroom page, expand Advanced</w:t>
       </w:r>
     </w:p>
     <w:p>
       <w:r>
-        <w:t>options**, then use the small **Delete classroom** control. A confirmation modal is required; this cannot be undone. Recordings may remain linked historically on child profiles.</w:t>
+        <w:t>options, then use the small Delete classroom control. A confirmation modal is required; this cannot be undone. Recordings may remain linked historically on child profiles.</w:t>
       </w:r>
     </w:p>
     <w:p>
@@ -499,7 +499,7 @@
     </w:p>
     <w:p>
       <w:r>
-        <w:t>Admins can open any child's data page or classroom transcripts. Transcript lists are sorted **newest first** (the most recently saved recording appears at the top). Transcripts may be reviewed, exported (where enabled), and expire after the platform retention period (see FAQ).</w:t>
+        <w:t>Admins can open any child's data page or classroom transcripts. Transcript lists are sorted newest first (the most recently saved recording appears at the top). Transcripts may be reviewed, exported (where enabled), and expire after the platform retention period (see FAQ).</w:t>
       </w:r>
     </w:p>
     <w:p>
@@ -517,7 +517,7 @@
     </w:p>
     <w:p>
       <w:r>
-        <w:t>Teachers see **Dashboard**, **Classrooms** (via dashboard cards), **My Profile**, and **Children** in the sidebar.</w:t>
+        <w:t>Teachers see Dashboard, Classrooms (via dashboard cards), My Profile, and Children in the sidebar.</w:t>
       </w:r>
     </w:p>
     <w:p>
@@ -533,12 +533,12 @@
         <w:pStyle w:val="ListNumber"/>
       </w:pPr>
       <w:r>
-        <w:t>Open **Dashboard** — cards appear for every classroom where you are **lead**</w:t>
+        <w:t>Open Dashboard — cards appear for every classroom where you are lead</w:t>
       </w:r>
     </w:p>
     <w:p>
       <w:r>
-        <w:t>or **assistant** (assistant cards show an **Assistant** badge).</w:t>
+        <w:t>or assistant (assistant cards show an Assistant badge).</w:t>
       </w:r>
     </w:p>
     <w:p>
@@ -546,7 +546,7 @@
         <w:pStyle w:val="ListNumber"/>
       </w:pPr>
       <w:r>
-        <w:t>Click a card to open the **classroom homepage**.</w:t>
+        <w:t>Click a card to open the classroom homepage.</w:t>
       </w:r>
     </w:p>
     <w:p>
@@ -554,7 +554,7 @@
         <w:pStyle w:val="ListNumber"/>
       </w:pPr>
       <w:r>
-        <w:t>Use **Create Classroom** if you need a new room (you become lead teacher;</w:t>
+        <w:t>Use Create Classroom if you need a new room (you become lead teacher;</w:t>
       </w:r>
     </w:p>
     <w:p>
@@ -575,7 +575,7 @@
         <w:pStyle w:val="ListBullet"/>
       </w:pPr>
       <w:r>
-        <w:t>View classroom name, **school**, lead teacher, and assistant teacher.</w:t>
+        <w:t>View classroom name, school, lead teacher, and assistant teacher.</w:t>
       </w:r>
     </w:p>
     <w:p>
@@ -583,7 +583,7 @@
         <w:pStyle w:val="ListBullet"/>
       </w:pPr>
       <w:r>
-        <w:t>**Children in this classroom** lists enrolled students; each name links to that</w:t>
+        <w:t>Children in this classroom lists enrolled students; each name links to that</w:t>
       </w:r>
     </w:p>
     <w:p>
@@ -596,7 +596,7 @@
         <w:pStyle w:val="ListBullet"/>
       </w:pPr>
       <w:r>
-        <w:t>**Add Parents** — select parents and children to enroll; click **Add**.</w:t>
+        <w:t>Add Parents — select parents and children to enroll; click Add.</w:t>
       </w:r>
     </w:p>
     <w:p>
@@ -604,7 +604,7 @@
         <w:pStyle w:val="ListBullet"/>
       </w:pPr>
       <w:r>
-        <w:t>**Remove** — remove a child from the classroom (per-child control).</w:t>
+        <w:t>Remove — remove a child from the classroom (per-child control).</w:t>
       </w:r>
     </w:p>
     <w:p>
@@ -612,7 +612,7 @@
         <w:pStyle w:val="ListBullet"/>
       </w:pPr>
       <w:r>
-        <w:t>Record or upload classroom activity and review **Transcripts** on this page.</w:t>
+        <w:t>Record or upload classroom activity and review Transcripts on this page.</w:t>
       </w:r>
     </w:p>
     <w:p>
@@ -625,7 +625,7 @@
         <w:pStyle w:val="ListBullet"/>
       </w:pPr>
       <w:r>
-        <w:t>**Notes &amp; Observations** — add classroom-wide notes visible to enrolled parents</w:t>
+        <w:t>Notes &amp; Observations — add classroom-wide notes visible to enrolled parents</w:t>
       </w:r>
     </w:p>
     <w:p>
@@ -638,12 +638,12 @@
         <w:pStyle w:val="ListBullet"/>
       </w:pPr>
       <w:r>
-        <w:t>**Delete classroom** — lead teacher or admin only. Scroll to the bottom of the</w:t>
+        <w:t>Delete classroom — lead teacher or admin only. Scroll to the bottom of the</w:t>
       </w:r>
     </w:p>
     <w:p>
       <w:r>
-        <w:t>page, expand **Advanced options**, and use the small delete control; confirm in the modal. This is intentionally tucked away to reduce accidental deletion.</w:t>
+        <w:t>page, expand Advanced options, and use the small delete control; confirm in the modal. This is intentionally tucked away to reduce accidental deletion.</w:t>
       </w:r>
     </w:p>
     <w:p>
@@ -664,7 +664,7 @@
         <w:pStyle w:val="ListNumber"/>
       </w:pPr>
       <w:r>
-        <w:t>Click **Children**.</w:t>
+        <w:t>Click Children.</w:t>
       </w:r>
     </w:p>
     <w:p>
@@ -677,7 +677,7 @@
     </w:p>
     <w:p>
       <w:r>
-        <w:t>any active access grants). The page shows **Viewing children at your school** as context; the list is not narrowed by school name matching.</w:t>
+        <w:t>any active access grants). The page shows Viewing children at your school as context; the list is not narrowed by school name matching.</w:t>
       </w:r>
     </w:p>
     <w:p>
@@ -685,12 +685,12 @@
         <w:pStyle w:val="ListNumber"/>
       </w:pPr>
       <w:r>
-        <w:t>Open a child to view charts when you have full access; **transcripts** (including</w:t>
+        <w:t>Open a child to view charts when you have full access; classroom transcripts</w:t>
       </w:r>
     </w:p>
     <w:p>
       <w:r>
-        <w:t>parent **Home** recordings) are listed on the child data page for every child you supervise in a classroom, even when chart access is still pending.</w:t>
+        <w:t>are listed on the child data page for every child you supervise in a classroom, even when chart access is still pending. Parent Home recordings are private to the family and are never visible to teachers or administrators.</w:t>
       </w:r>
     </w:p>
     <w:p>
@@ -698,7 +698,7 @@
         <w:pStyle w:val="ListNumber"/>
       </w:pPr>
       <w:r>
-        <w:t>Transcripts are sorted **newest first** — the latest upload appears at the top</w:t>
+        <w:t>Transcripts are sorted newest first — the latest upload appears at the top</w:t>
       </w:r>
     </w:p>
     <w:p>
@@ -711,12 +711,12 @@
         <w:pStyle w:val="ListNumber"/>
       </w:pPr>
       <w:r>
-        <w:t>On a child's data page, the **Classrooms** section shows enrollment by</w:t>
+        <w:t>On a child's data page, the Classrooms section shows enrollment by</w:t>
       </w:r>
     </w:p>
     <w:p>
       <w:r>
-        <w:t>**classroom name** (not internal IDs). Use **Notes &amp; Observations** to record progress notes; parents linked to the child receive a bell notification when staff add notes.</w:t>
+        <w:t>classroom name (not internal IDs). Use Notes &amp; Observations to record progress notes; parents linked to the child receive a bell notification when staff add notes.</w:t>
       </w:r>
     </w:p>
     <w:p>
@@ -732,12 +732,12 @@
         <w:pStyle w:val="ListNumber"/>
       </w:pPr>
       <w:r>
-        <w:t>From the dashboard, child page, or classroom homepage, use **Record</w:t>
+        <w:t>From the dashboard, child page, or classroom homepage, use Record</w:t>
       </w:r>
     </w:p>
     <w:p>
       <w:r>
-        <w:t>Activity** or the recording/upload control.</w:t>
+        <w:t>Activity or the recording/upload control.</w:t>
       </w:r>
     </w:p>
     <w:p>
@@ -745,12 +745,12 @@
         <w:pStyle w:val="ListNumber"/>
       </w:pPr>
       <w:r>
-        <w:t>Choose **location** (e.g., Classroom, Playground for teachers) and **activity**</w:t>
+        <w:t>Choose location (e.g., Classroom, Playground for teachers) and activity</w:t>
       </w:r>
     </w:p>
     <w:p>
       <w:r>
-        <w:t>from the approved lists, or **Other** and enter a custom label (vetted by the system).</w:t>
+        <w:t>from the approved lists, or Other and enter a custom label (vetted by the system).</w:t>
       </w:r>
     </w:p>
     <w:p>
@@ -758,7 +758,12 @@
         <w:pStyle w:val="ListNumber"/>
       </w:pPr>
       <w:r>
-        <w:t>Upload or record audio, then submit.</w:t>
+        <w:t>Upload or record audio, then submit. In-browser recordings can run up to</w:t>
+      </w:r>
+    </w:p>
+    <w:p>
+      <w:r>
+        <w:t>60 minutes; after each 15 minutes a pop-up reminds you the recording is still on and offers Keep recording or Stop recording.</w:t>
       </w:r>
     </w:p>
     <w:p>
@@ -784,7 +789,7 @@
     </w:p>
     <w:p>
       <w:r>
-        <w:t>Click **My Profile** to see your teacher profile, assessments, and transcript cards. Export options (e.g., Excel) may appear where enabled.</w:t>
+        <w:t>Click My Profile to see your teacher profile, assessments, and transcript cards. Export options (e.g., Excel) may appear where enabled.</w:t>
       </w:r>
     </w:p>
     <w:p>
@@ -802,7 +807,7 @@
     </w:p>
     <w:p>
       <w:r>
-        <w:t>Parents see **Dashboard** and **My Child's Data** in the sidebar (no separate **Classrooms** tab — enrolled rooms appear on the dashboard).</w:t>
+        <w:t>Parents see Dashboard and My Child's Data in the sidebar (no separate Classrooms tab — enrolled rooms appear on the dashboard).</w:t>
       </w:r>
     </w:p>
     <w:p>
@@ -858,12 +863,25 @@
         <w:pStyle w:val="ListNumber"/>
       </w:pPr>
       <w:r>
-        <w:t>View developmental charts, transcripts (newest first), recording history, and</w:t>
+        <w:t>Switch between two views with the tabs at the top: Classroom talk</w:t>
       </w:r>
     </w:p>
     <w:p>
       <w:r>
-        <w:t>**Notes &amp; Observations** for **your child only**.</w:t>
+        <w:t>(recordings made at the program — the default) and Home talk (your Home tab recordings). Charts, words-per-minute stats, transcripts (newest first), and the combined download all follow the selected tab.</w:t>
+      </w:r>
+    </w:p>
+    <w:p>
+      <w:pPr>
+        <w:pStyle w:val="ListNumber"/>
+      </w:pPr>
+      <w:r>
+        <w:t>View developmental charts, transcripts, recording history, and</w:t>
+      </w:r>
+    </w:p>
+    <w:p>
+      <w:r>
+        <w:t>Notes &amp; Observations for your child only.</w:t>
       </w:r>
     </w:p>
     <w:p>
@@ -879,12 +897,12 @@
         <w:pStyle w:val="ListNumber"/>
       </w:pPr>
       <w:r>
-        <w:t>Parent **Home** recordings appear here alongside classroom transcripts so</w:t>
+        <w:t>Home talk data is private to your family — teachers and administrators</w:t>
       </w:r>
     </w:p>
     <w:p>
       <w:r>
-        <w:t>teachers and admins can review them in context.</w:t>
+        <w:t>see classroom talk data only and can never view your home recordings.</w:t>
       </w:r>
     </w:p>
     <w:p>
@@ -900,7 +918,7 @@
         <w:pStyle w:val="ListNumber"/>
       </w:pPr>
       <w:r>
-        <w:t>On the **Dashboard**, the **My Children's Classrooms** section lists cards for</w:t>
+        <w:t>On the Dashboard, the My Children's Classrooms section lists cards for</w:t>
       </w:r>
     </w:p>
     <w:p>
@@ -913,12 +931,12 @@
         <w:pStyle w:val="ListNumber"/>
       </w:pPr>
       <w:r>
-        <w:t>Open a card to view the **read-only** classroom homepage: your children's scope,</w:t>
+        <w:t>Open a card to view the read-only classroom homepage: your children's scope,</w:t>
       </w:r>
     </w:p>
     <w:p>
       <w:r>
-        <w:t>classroom **notes** (read-only), and roster child names that link to data pages. You will not see **Add Parents**, **Record**, **Delete**, or other staff controls.</w:t>
+        <w:t>classroom notes (read-only), and roster child names that link to data pages. You will not see Add Parents, Record, Delete, or other staff controls.</w:t>
       </w:r>
     </w:p>
     <w:p>
@@ -926,12 +944,12 @@
         <w:pStyle w:val="ListNumber"/>
       </w:pPr>
       <w:r>
-        <w:t>Use **My Child's Data** in the sidebar to jump to your child's main data page.</w:t>
+        <w:t>Use My Child's Data in the sidebar to jump to your child's main data page.</w:t>
       </w:r>
     </w:p>
     <w:p>
       <w:r>
-        <w:t>The **Dashboard** item stays highlighted while you view a classroom you opened from a dashboard card.</w:t>
+        <w:t>The Dashboard item stays highlighted while you view a classroom you opened from a dashboard card.</w:t>
       </w:r>
     </w:p>
     <w:p>
@@ -947,7 +965,7 @@
         <w:pStyle w:val="ListNumber"/>
       </w:pPr>
       <w:r>
-        <w:t>Open the **Home** tab in the sidebar (not the Dashboard).</w:t>
+        <w:t>Open the Home tab in the sidebar (not the Dashboard).</w:t>
       </w:r>
     </w:p>
     <w:p>
@@ -955,7 +973,7 @@
         <w:pStyle w:val="ListNumber"/>
       </w:pPr>
       <w:r>
-        <w:t>Select **which child** the recording is for (required when you have more than one).</w:t>
+        <w:t>Select which child the recording is for (required when you have more than one).</w:t>
       </w:r>
     </w:p>
     <w:p>
@@ -963,7 +981,7 @@
         <w:pStyle w:val="ListNumber"/>
       </w:pPr>
       <w:r>
-        <w:t>Select **location** (e.g., Play/free play, Mealtime or snacks) and **activity**.</w:t>
+        <w:t>Select location (e.g., Play/free play, Mealtime or snacks) and activity.</w:t>
       </w:r>
     </w:p>
     <w:p>
@@ -971,7 +989,12 @@
         <w:pStyle w:val="ListNumber"/>
       </w:pPr>
       <w:r>
-        <w:t>Upload or record, then review the transcript when ready.</w:t>
+        <w:t>Upload or record, then review the transcript when ready. Recordings can run</w:t>
+      </w:r>
+    </w:p>
+    <w:p>
+      <w:r>
+        <w:t>up to 60 minutes; a reminder pop-up appears every 15 minutes so you can keep going or stop.</w:t>
       </w:r>
     </w:p>
     <w:p>
@@ -992,7 +1015,7 @@
         <w:pStyle w:val="ListNumber"/>
       </w:pPr>
       <w:r>
-        <w:t>Click the **bell icon** in the top navigation bar.</w:t>
+        <w:t>Click the bell icon in the top navigation bar.</w:t>
       </w:r>
     </w:p>
     <w:p>
